--- a/Test-Plan/AI_Notes_Test_Plan.docx
+++ b/Test-Plan/AI_Notes_Test_Plan.docx
@@ -117,7 +117,7 @@
           <w:sz w:val="36"/>
           <w:szCs w:val="36"/>
         </w:rPr>
-        <w:t>Date: 2082/11/05</w:t>
+        <w:t>Date: 2082/11/08</w:t>
       </w:r>
     </w:p>
     <w:p>
@@ -142,6 +142,8 @@
         </w:rPr>
         <w:t>Version: 1.0</w:t>
       </w:r>
+      <w:bookmarkStart w:id="0" w:name="_GoBack"/>
+      <w:bookmarkEnd w:id="0"/>
     </w:p>
     <w:p>
       <w:pPr>
@@ -1738,7 +1740,7 @@
           <w:szCs w:val="24"/>
         </w:rPr>
         <w:pict>
-          <v:rect id="_x0000_i1041" style="width:0;height:1.5pt" o:hralign="center" o:hrstd="t" o:hr="t" fillcolor="#a0a0a0" stroked="f"/>
+          <v:rect id="_x0000_i1030" style="width:0;height:1.5pt" o:hralign="center" o:hrstd="t" o:hr="t" fillcolor="#a0a0a0" stroked="f"/>
         </w:pict>
       </w:r>
     </w:p>
@@ -2415,7 +2417,7 @@
           <w:szCs w:val="24"/>
         </w:rPr>
         <w:pict>
-          <v:rect id="_x0000_i1030" style="width:0;height:1.5pt" o:hralign="center" o:hrstd="t" o:hr="t" fillcolor="#a0a0a0" stroked="f"/>
+          <v:rect id="_x0000_i1031" style="width:0;height:1.5pt" o:hralign="center" o:hrstd="t" o:hr="t" fillcolor="#a0a0a0" stroked="f"/>
         </w:pict>
       </w:r>
     </w:p>
@@ -2594,7 +2596,7 @@
           <w:szCs w:val="24"/>
         </w:rPr>
         <w:pict>
-          <v:rect id="_x0000_i1031" style="width:0;height:1.5pt" o:hralign="center" o:hrstd="t" o:hr="t" fillcolor="#a0a0a0" stroked="f"/>
+          <v:rect id="_x0000_i1032" style="width:0;height:1.5pt" o:hralign="center" o:hrstd="t" o:hr="t" fillcolor="#a0a0a0" stroked="f"/>
         </w:pict>
       </w:r>
     </w:p>
@@ -2871,7 +2873,7 @@
           <w:szCs w:val="24"/>
         </w:rPr>
         <w:pict>
-          <v:rect id="_x0000_i1032" style="width:0;height:1.5pt" o:hralign="center" o:hrstd="t" o:hr="t" fillcolor="#a0a0a0" stroked="f"/>
+          <v:rect id="_x0000_i1033" style="width:0;height:1.5pt" o:hralign="center" o:hrstd="t" o:hr="t" fillcolor="#a0a0a0" stroked="f"/>
         </w:pict>
       </w:r>
     </w:p>
@@ -3193,7 +3195,7 @@
           <w:szCs w:val="24"/>
         </w:rPr>
         <w:pict>
-          <v:rect id="_x0000_i1033" style="width:0;height:1.5pt" o:hralign="center" o:hrstd="t" o:hr="t" fillcolor="#a0a0a0" stroked="f"/>
+          <v:rect id="_x0000_i1034" style="width:0;height:1.5pt" o:hralign="center" o:hrstd="t" o:hr="t" fillcolor="#a0a0a0" stroked="f"/>
         </w:pict>
       </w:r>
     </w:p>
@@ -3601,7 +3603,7 @@
           <w:szCs w:val="24"/>
         </w:rPr>
         <w:pict>
-          <v:rect id="_x0000_i1034" style="width:0;height:1.5pt" o:hralign="center" o:hrstd="t" o:hr="t" fillcolor="#a0a0a0" stroked="f"/>
+          <v:rect id="_x0000_i1035" style="width:0;height:1.5pt" o:hralign="center" o:hrstd="t" o:hr="t" fillcolor="#a0a0a0" stroked="f"/>
         </w:pict>
       </w:r>
     </w:p>
@@ -3796,7 +3798,7 @@
           <w:szCs w:val="24"/>
         </w:rPr>
         <w:pict>
-          <v:rect id="_x0000_i1035" style="width:0;height:1.5pt" o:hralign="center" o:hrstd="t" o:hr="t" fillcolor="#a0a0a0" stroked="f"/>
+          <v:rect id="_x0000_i1036" style="width:0;height:1.5pt" o:hralign="center" o:hrstd="t" o:hr="t" fillcolor="#a0a0a0" stroked="f"/>
         </w:pict>
       </w:r>
     </w:p>
@@ -3969,7 +3971,7 @@
           <w:szCs w:val="24"/>
         </w:rPr>
         <w:pict>
-          <v:rect id="_x0000_i1036" style="width:0;height:1.5pt" o:hralign="center" o:hrstd="t" o:hr="t" fillcolor="#a0a0a0" stroked="f"/>
+          <v:rect id="_x0000_i1037" style="width:0;height:1.5pt" o:hralign="center" o:hrstd="t" o:hr="t" fillcolor="#a0a0a0" stroked="f"/>
         </w:pict>
       </w:r>
     </w:p>
@@ -4037,7 +4039,6 @@
                 <w:szCs w:val="24"/>
               </w:rPr>
             </w:pPr>
-            <w:bookmarkStart w:id="0" w:name="_GoBack" w:colFirst="0" w:colLast="1"/>
             <w:r>
               <w:rPr>
                 <w:rFonts w:ascii="Times New Roman" w:eastAsia="Times New Roman" w:hAnsi="Times New Roman" w:cs="Times New Roman"/>
@@ -4303,7 +4304,6 @@
         </w:tc>
       </w:tr>
     </w:tbl>
-    <w:bookmarkEnd w:id="0"/>
     <w:p>
       <w:pPr>
         <w:spacing w:after="0" w:line="240" w:lineRule="auto"/>
@@ -4320,7 +4320,7 @@
           <w:szCs w:val="24"/>
         </w:rPr>
         <w:pict>
-          <v:rect id="_x0000_i1037" style="width:0;height:1.5pt" o:hralign="center" o:hrstd="t" o:hr="t" fillcolor="#a0a0a0" stroked="f"/>
+          <v:rect id="_x0000_i1038" style="width:0;height:1.5pt" o:hralign="center" o:hrstd="t" o:hr="t" fillcolor="#a0a0a0" stroked="f"/>
         </w:pict>
       </w:r>
     </w:p>
@@ -4647,7 +4647,7 @@
           <w:szCs w:val="24"/>
         </w:rPr>
         <w:pict>
-          <v:rect id="_x0000_i1038" style="width:0;height:1.5pt" o:hralign="center" o:hrstd="t" o:hr="t" fillcolor="#a0a0a0" stroked="f"/>
+          <v:rect id="_x0000_i1039" style="width:0;height:1.5pt" o:hralign="center" o:hrstd="t" o:hr="t" fillcolor="#a0a0a0" stroked="f"/>
         </w:pict>
       </w:r>
     </w:p>
@@ -4824,7 +4824,7 @@
           <w:szCs w:val="24"/>
         </w:rPr>
         <w:pict>
-          <v:rect id="_x0000_i1039" style="width:0;height:1.5pt" o:hralign="center" o:hrstd="t" o:hr="t" fillcolor="#a0a0a0" stroked="f"/>
+          <v:rect id="_x0000_i1040" style="width:0;height:1.5pt" o:hralign="center" o:hrstd="t" o:hr="t" fillcolor="#a0a0a0" stroked="f"/>
         </w:pict>
       </w:r>
     </w:p>
@@ -4998,7 +4998,7 @@
         </w:rPr>
         <w:lastRenderedPageBreak/>
         <w:pict>
-          <v:rect id="_x0000_i1040" style="width:0;height:1.5pt" o:hralign="center" o:hrstd="t" o:hr="t" fillcolor="#a0a0a0" stroked="f"/>
+          <v:rect id="_x0000_i1041" style="width:0;height:1.5pt" o:hralign="center" o:hrstd="t" o:hr="t" fillcolor="#a0a0a0" stroked="f"/>
         </w:pict>
       </w:r>
     </w:p>
